--- a/My Resume.docx
+++ b/My Resume.docx
@@ -136,7 +136,7 @@
             <w:rStyle w:val="Hyperlink"/>
             <w:rFonts w:ascii="Agency FB" w:hAnsi="Agency FB"/>
           </w:rPr>
-          <w:t>https://github.com/AbhijnaGowda3/Abhijnagowda</w:t>
+          <w:t>https://github.com/AbhijnaGowda3</w:t>
         </w:r>
       </w:hyperlink>
     </w:p>
@@ -1191,16 +1191,7 @@
           <w:b/>
           <w:bCs/>
         </w:rPr>
-        <w:t xml:space="preserve">Pediatric Health Tracker for </w:t>
-      </w:r>
-      <w:proofErr w:type="gramStart"/>
-      <w:r>
-        <w:rPr>
-          <w:rFonts w:asciiTheme="minorHAnsi" w:hAnsiTheme="minorHAnsi" w:cstheme="minorHAnsi"/>
-          <w:b/>
-          <w:bCs/>
-        </w:rPr>
-        <w:t>Parents</w:t>
+        <w:t>Pediatric Health Tracker for Parents</w:t>
       </w:r>
       <w:r>
         <w:rPr>
@@ -1214,7 +1205,6 @@
         </w:rPr>
         <w:t>.</w:t>
       </w:r>
-      <w:proofErr w:type="gramEnd"/>
       <w:r>
         <w:rPr>
           <w:rFonts w:asciiTheme="minorHAnsi" w:hAnsiTheme="minorHAnsi" w:cstheme="minorHAnsi"/>
@@ -1257,26 +1247,16 @@
           <w:b/>
           <w:bCs/>
         </w:rPr>
-        <w:t xml:space="preserve">AquaPulse — AI-Powered Voice for Sustainable </w:t>
-      </w:r>
-      <w:proofErr w:type="gramStart"/>
+        <w:t xml:space="preserve">AquaPulse — AI-Powered Voice for Sustainable Aquaculture </w:t>
+      </w:r>
       <w:r>
         <w:rPr>
           <w:rFonts w:asciiTheme="minorHAnsi" w:hAnsiTheme="minorHAnsi" w:cstheme="minorHAnsi"/>
           <w:b/>
           <w:bCs/>
         </w:rPr>
-        <w:t xml:space="preserve">Aquaculture </w:t>
-      </w:r>
-      <w:r>
-        <w:rPr>
-          <w:rFonts w:asciiTheme="minorHAnsi" w:hAnsiTheme="minorHAnsi" w:cstheme="minorHAnsi"/>
-          <w:b/>
-          <w:bCs/>
-        </w:rPr>
         <w:t>.</w:t>
       </w:r>
-      <w:proofErr w:type="gramEnd"/>
       <w:r>
         <w:rPr>
           <w:rFonts w:asciiTheme="minorHAnsi" w:hAnsiTheme="minorHAnsi" w:cstheme="minorHAnsi"/>
@@ -1436,27 +1416,16 @@
           <w:bCs/>
           <w:lang w:val="en-IN"/>
         </w:rPr>
-        <w:t xml:space="preserve"> Startup Innovation </w:t>
-      </w:r>
-      <w:proofErr w:type="gramStart"/>
-      <w:r>
-        <w:rPr>
-          <w:rFonts w:asciiTheme="minorHAnsi" w:hAnsiTheme="minorHAnsi" w:cstheme="minorHAnsi"/>
-          <w:b/>
-          <w:bCs/>
+        <w:t xml:space="preserve"> Startup Innovation Hackathon</w:t>
+      </w:r>
+      <w:r>
+        <w:rPr>
+          <w:rFonts w:asciiTheme="minorHAnsi" w:hAnsiTheme="minorHAnsi" w:cstheme="minorHAnsi"/>
           <w:lang w:val="en-IN"/>
         </w:rPr>
-        <w:t>Hackathon</w:t>
-      </w:r>
-      <w:r>
-        <w:rPr>
-          <w:rFonts w:asciiTheme="minorHAnsi" w:hAnsiTheme="minorHAnsi" w:cstheme="minorHAnsi"/>
-          <w:lang w:val="en-IN"/>
-        </w:rPr>
         <w:t xml:space="preserve">  (</w:t>
       </w:r>
       <w:proofErr w:type="spellStart"/>
-      <w:proofErr w:type="gramEnd"/>
       <w:r>
         <w:rPr>
           <w:rFonts w:asciiTheme="minorHAnsi" w:hAnsiTheme="minorHAnsi" w:cstheme="minorHAnsi"/>
@@ -2554,6 +2523,7 @@
   <w:style w:type="character" w:default="1" w:styleId="DefaultParagraphFont">
     <w:name w:val="Default Paragraph Font"/>
     <w:uiPriority w:val="1"/>
+    <w:semiHidden/>
     <w:unhideWhenUsed/>
   </w:style>
   <w:style w:type="table" w:default="1" w:styleId="TableNormal">

--- a/My Resume.docx
+++ b/My Resume.docx
@@ -451,7 +451,21 @@
           <w:rFonts w:asciiTheme="minorHAnsi" w:hAnsiTheme="minorHAnsi" w:cstheme="minorHAnsi"/>
           <w:w w:val="105"/>
         </w:rPr>
-        <w:t>CGPA: 8.4/10</w:t>
+        <w:t>CGPA: 8.</w:t>
+      </w:r>
+      <w:r>
+        <w:rPr>
+          <w:rFonts w:asciiTheme="minorHAnsi" w:hAnsiTheme="minorHAnsi" w:cstheme="minorHAnsi"/>
+          <w:w w:val="105"/>
+        </w:rPr>
+        <w:t>3</w:t>
+      </w:r>
+      <w:r>
+        <w:rPr>
+          <w:rFonts w:asciiTheme="minorHAnsi" w:hAnsiTheme="minorHAnsi" w:cstheme="minorHAnsi"/>
+          <w:w w:val="105"/>
+        </w:rPr>
+        <w:t>/10</w:t>
       </w:r>
     </w:p>
     <w:p>
@@ -516,24 +530,15 @@
           <w:rFonts w:asciiTheme="minorHAnsi" w:hAnsiTheme="minorHAnsi" w:cstheme="minorHAnsi"/>
           <w:w w:val="110"/>
         </w:rPr>
-        <w:t xml:space="preserve">St Mary’s PU College, </w:t>
-      </w:r>
-      <w:proofErr w:type="spellStart"/>
+        <w:t>St Mary’s PU College, Chik</w:t>
+      </w:r>
       <w:r>
         <w:rPr>
           <w:rFonts w:asciiTheme="minorHAnsi" w:hAnsiTheme="minorHAnsi" w:cstheme="minorHAnsi"/>
           <w:w w:val="110"/>
         </w:rPr>
-        <w:t>Chik</w:t>
-      </w:r>
-      <w:r>
-        <w:rPr>
-          <w:rFonts w:asciiTheme="minorHAnsi" w:hAnsiTheme="minorHAnsi" w:cstheme="minorHAnsi"/>
-          <w:w w:val="110"/>
-        </w:rPr>
         <w:t>maglur</w:t>
       </w:r>
-      <w:proofErr w:type="spellEnd"/>
     </w:p>
     <w:p>
       <w:pPr>
@@ -1396,50 +1401,14 @@
           <w:bCs/>
           <w:lang w:val="en-IN"/>
         </w:rPr>
-        <w:t xml:space="preserve">2nd Place — </w:t>
-      </w:r>
-      <w:proofErr w:type="spellStart"/>
-      <w:r>
-        <w:rPr>
-          <w:rFonts w:asciiTheme="minorHAnsi" w:hAnsiTheme="minorHAnsi" w:cstheme="minorHAnsi"/>
-          <w:b/>
-          <w:bCs/>
+        <w:t>2nd Place — Edwinnova Startup Innovation Hackathon</w:t>
+      </w:r>
+      <w:r>
+        <w:rPr>
+          <w:rFonts w:asciiTheme="minorHAnsi" w:hAnsiTheme="minorHAnsi" w:cstheme="minorHAnsi"/>
           <w:lang w:val="en-IN"/>
         </w:rPr>
-        <w:t>Edwinnova</w:t>
-      </w:r>
-      <w:proofErr w:type="spellEnd"/>
-      <w:r>
-        <w:rPr>
-          <w:rFonts w:asciiTheme="minorHAnsi" w:hAnsiTheme="minorHAnsi" w:cstheme="minorHAnsi"/>
-          <w:b/>
-          <w:bCs/>
-          <w:lang w:val="en-IN"/>
-        </w:rPr>
-        <w:t xml:space="preserve"> Startup Innovation Hackathon</w:t>
-      </w:r>
-      <w:r>
-        <w:rPr>
-          <w:rFonts w:asciiTheme="minorHAnsi" w:hAnsiTheme="minorHAnsi" w:cstheme="minorHAnsi"/>
-          <w:lang w:val="en-IN"/>
-        </w:rPr>
-        <w:t xml:space="preserve">  (</w:t>
-      </w:r>
-      <w:proofErr w:type="spellStart"/>
-      <w:r>
-        <w:rPr>
-          <w:rFonts w:asciiTheme="minorHAnsi" w:hAnsiTheme="minorHAnsi" w:cstheme="minorHAnsi"/>
-          <w:lang w:val="en-IN"/>
-        </w:rPr>
-        <w:t>AquaPulse</w:t>
-      </w:r>
-      <w:proofErr w:type="spellEnd"/>
-      <w:r>
-        <w:rPr>
-          <w:rFonts w:asciiTheme="minorHAnsi" w:hAnsiTheme="minorHAnsi" w:cstheme="minorHAnsi"/>
-          <w:lang w:val="en-IN"/>
-        </w:rPr>
-        <w:t xml:space="preserve"> Project)</w:t>
+        <w:t xml:space="preserve">  (AquaPulse Project)</w:t>
       </w:r>
     </w:p>
     <w:p>
@@ -1457,23 +1426,7 @@
           <w:rFonts w:asciiTheme="minorHAnsi" w:hAnsiTheme="minorHAnsi" w:cstheme="minorHAnsi"/>
           <w:lang w:val="en-IN"/>
         </w:rPr>
-        <w:t xml:space="preserve">Competed against teams across institutions to build an AI-powered aquaculture monitoring solution. Recognized for innovation in applying Generative AI to solve real-world </w:t>
-      </w:r>
-      <w:proofErr w:type="spellStart"/>
-      <w:r>
-        <w:rPr>
-          <w:rFonts w:asciiTheme="minorHAnsi" w:hAnsiTheme="minorHAnsi" w:cstheme="minorHAnsi"/>
-          <w:lang w:val="en-IN"/>
-        </w:rPr>
-        <w:t>agri</w:t>
-      </w:r>
-      <w:proofErr w:type="spellEnd"/>
-      <w:r>
-        <w:rPr>
-          <w:rFonts w:asciiTheme="minorHAnsi" w:hAnsiTheme="minorHAnsi" w:cstheme="minorHAnsi"/>
-          <w:lang w:val="en-IN"/>
-        </w:rPr>
-        <w:t>-tech challenges.</w:t>
+        <w:t>Competed against teams across institutions to build an AI-powered aquaculture monitoring solution. Recognized for innovation in applying Generative AI to solve real-world agri-tech challenges.</w:t>
       </w:r>
     </w:p>
     <w:p>
